--- a/PWV-QA_Guide.docx
+++ b/PWV-QA_Guide.docx
@@ -1,6 +1,6 @@
 
 <file path=word/document.xml><?xml version="1.0" encoding="utf-8"?>
-<w:document xmlns:wpc="http://schemas.microsoft.com/office/word/2010/wordprocessingCanvas" xmlns:cx="http://schemas.microsoft.com/office/drawing/2014/chartex" xmlns:cx1="http://schemas.microsoft.com/office/drawing/2015/9/8/chartex" xmlns:cx2="http://schemas.microsoft.com/office/drawing/2015/10/21/chartex" xmlns:cx3="http://schemas.microsoft.com/office/drawing/2016/5/9/chartex" xmlns:cx4="http://schemas.microsoft.com/office/drawing/2016/5/10/chartex" xmlns:cx5="http://schemas.microsoft.com/office/drawing/2016/5/11/chartex" xmlns:cx6="http://schemas.microsoft.com/office/drawing/2016/5/12/chartex" xmlns:cx7="http://schemas.microsoft.com/office/drawing/2016/5/13/chartex" xmlns:cx8="http://schemas.microsoft.com/office/drawing/2016/5/14/chartex" xmlns:mc="http://schemas.openxmlformats.org/markup-compatibility/2006" xmlns:aink="http://schemas.microsoft.com/office/drawing/2016/ink" xmlns:am3d="http://schemas.microsoft.com/office/drawing/2017/model3d" xmlns:o="urn:schemas-microsoft-com:office:office" xmlns:oel="http://schemas.microsoft.com/office/2019/extlst" xmlns:r="http://schemas.openxmlformats.org/officeDocument/2006/relationships" xmlns:m="http://schemas.openxmlformats.org/officeDocument/2006/math" xmlns:v="urn:schemas-microsoft-com:vml" xmlns:wp14="http://schemas.microsoft.com/office/word/2010/wordprocessingDrawing" xmlns:wp="http://schemas.openxmlformats.org/drawingml/2006/wordprocessingDrawing" xmlns:w10="urn:schemas-microsoft-com:office:word" xmlns:w="http://schemas.openxmlformats.org/wordprocessingml/2006/main" xmlns:w14="http://schemas.microsoft.com/office/word/2010/wordml" xmlns:w15="http://schemas.microsoft.com/office/word/2012/wordml" xmlns:w16cex="http://schemas.microsoft.com/office/word/2018/wordml/cex" xmlns:w16cid="http://schemas.microsoft.com/office/word/2016/wordml/cid" xmlns:w16="http://schemas.microsoft.com/office/word/2018/wordml" xmlns:w16du="http://schemas.microsoft.com/office/word/2023/wordml/word16du" xmlns:w16sdtdh="http://schemas.microsoft.com/office/word/2020/wordml/sdtdatahash" xmlns:w16se="http://schemas.microsoft.com/office/word/2015/wordml/symex" xmlns:wpg="http://schemas.microsoft.com/office/word/2010/wordprocessingGroup" xmlns:wpi="http://schemas.microsoft.com/office/word/2010/wordprocessingInk" xmlns:wne="http://schemas.microsoft.com/office/word/2006/wordml" xmlns:wps="http://schemas.microsoft.com/office/word/2010/wordprocessingShape" mc:Ignorable="w14 w15 w16se w16cid w16 w16cex w16sdtdh w16du wp14">
+<w:document xmlns:wpc="http://schemas.microsoft.com/office/word/2010/wordprocessingCanvas" xmlns:cx="http://schemas.microsoft.com/office/drawing/2014/chartex" xmlns:cx1="http://schemas.microsoft.com/office/drawing/2015/9/8/chartex" xmlns:cx2="http://schemas.microsoft.com/office/drawing/2015/10/21/chartex" xmlns:cx3="http://schemas.microsoft.com/office/drawing/2016/5/9/chartex" xmlns:cx4="http://schemas.microsoft.com/office/drawing/2016/5/10/chartex" xmlns:cx5="http://schemas.microsoft.com/office/drawing/2016/5/11/chartex" xmlns:cx6="http://schemas.microsoft.com/office/drawing/2016/5/12/chartex" xmlns:cx7="http://schemas.microsoft.com/office/drawing/2016/5/13/chartex" xmlns:cx8="http://schemas.microsoft.com/office/drawing/2016/5/14/chartex" xmlns:mc="http://schemas.openxmlformats.org/markup-compatibility/2006" xmlns:aink="http://schemas.microsoft.com/office/drawing/2016/ink" xmlns:am3d="http://schemas.microsoft.com/office/drawing/2017/model3d" xmlns:o="urn:schemas-microsoft-com:office:office" xmlns:oel="http://schemas.microsoft.com/office/2019/extlst" xmlns:r="http://schemas.openxmlformats.org/officeDocument/2006/relationships" xmlns:m="http://schemas.openxmlformats.org/officeDocument/2006/math" xmlns:v="urn:schemas-microsoft-com:vml" xmlns:wp14="http://schemas.microsoft.com/office/word/2010/wordprocessingDrawing" xmlns:wp="http://schemas.openxmlformats.org/drawingml/2006/wordprocessingDrawing" xmlns:w10="urn:schemas-microsoft-com:office:word" xmlns:w="http://schemas.openxmlformats.org/wordprocessingml/2006/main" xmlns:w14="http://schemas.microsoft.com/office/word/2010/wordml" xmlns:w15="http://schemas.microsoft.com/office/word/2012/wordml" xmlns:w16cex="http://schemas.microsoft.com/office/word/2018/wordml/cex" xmlns:w16cid="http://schemas.microsoft.com/office/word/2016/wordml/cid" xmlns:w16="http://schemas.microsoft.com/office/word/2018/wordml" xmlns:w16du="http://schemas.microsoft.com/office/word/2023/wordml/word16du" xmlns:w16sdtdh="http://schemas.microsoft.com/office/word/2020/wordml/sdtdatahash" xmlns:w16sdtfl="http://schemas.microsoft.com/office/word/2024/wordml/sdtformatlock" xmlns:w16se="http://schemas.microsoft.com/office/word/2015/wordml/symex" xmlns:wpg="http://schemas.microsoft.com/office/word/2010/wordprocessingGroup" xmlns:wpi="http://schemas.microsoft.com/office/word/2010/wordprocessingInk" xmlns:wne="http://schemas.microsoft.com/office/word/2006/wordml" xmlns:wps="http://schemas.microsoft.com/office/word/2010/wordprocessingShape" mc:Ignorable="w14 w15 w16se w16cid w16 w16cex w16sdtdh w16sdtfl w16du wp14">
   <w:body>
     <w:p>
       <w:pPr>
@@ -79,7 +79,21 @@
         <w:t>MATLAB script</w:t>
       </w:r>
       <w:r>
-        <w:t xml:space="preserve"> for calculating aortic Pulse Wave Velocity (PWV) from cine 2D phase contrast (2DPC) and balanced Steady State Free Precession (bSSFP) data using the Flow-Area (QA) method [paper citations]. This tool was originally written by myself and Grant Roberts for use in the LIFE study as an alternative to the PWV-2DPC (time-shift) tool [Grant paper citation].  The primary difference between these methods is that the QA method calculates a local PWV using cross-sectional areas and local flow values at each </w:t>
+        <w:t xml:space="preserve"> for calculating aortic Pulse Wave Velocity (PWV) from cine 2D phase contrast (2DPC) and balanced Steady State Free Precession (bSSFP) data using the Flow-Area (QA) method [paper citations]. This tool was originally written by </w:t>
+      </w:r>
+      <w:proofErr w:type="gramStart"/>
+      <w:r>
+        <w:t>myself</w:t>
+      </w:r>
+      <w:proofErr w:type="gramEnd"/>
+      <w:r>
+        <w:t xml:space="preserve"> and Grant Roberts for use in the LIFE study as an alternative to the PWV-2DPC (time-shift) tool</w:t>
+      </w:r>
+      <w:r>
+        <w:t xml:space="preserve">. </w:t>
+      </w:r>
+      <w:r>
+        <w:t xml:space="preserve">The primary difference between these methods is that the QA method calculates a local PWV using cross-sectional areas and local flow values at each </w:t>
       </w:r>
       <w:r>
         <w:t>region of interest (ROI)</w:t>
@@ -91,7 +105,15 @@
         <w:t>calculations,</w:t>
       </w:r>
       <w:r>
-        <w:t xml:space="preserve"> so the improved segmentation quality dramatically improves PWV results as well reducing analysis time compared to using 2DPC images alone. Additionally, this tool is capable of calculating certain cardiac flow parameters such as stroke volume. The general workflow is as follows: </w:t>
+        <w:t xml:space="preserve"> so the improved segmentation quality dramatically improves PWV results as well reducing analysis time compared to using 2DPC images alone. Additionally, this tool </w:t>
+      </w:r>
+      <w:proofErr w:type="gramStart"/>
+      <w:r>
+        <w:t>is capable of calculating</w:t>
+      </w:r>
+      <w:proofErr w:type="gramEnd"/>
+      <w:r>
+        <w:t xml:space="preserve"> certain cardiac flow parameters such as stroke volume. The general workflow is as follows: </w:t>
       </w:r>
     </w:p>
     <w:p>
@@ -375,7 +397,13 @@
         <w:rPr>
           <w:highlight w:val="darkGray"/>
         </w:rPr>
-        <w:t>$ C:\Users\Public\MATLAB_QA</w:t>
+        <w:t>$ C:\Users\Public\MATLAB_</w:t>
+      </w:r>
+      <w:r>
+        <w:rPr>
+          <w:highlight w:val="darkGray"/>
+        </w:rPr>
+        <w:t>PWV</w:t>
       </w:r>
       <w:r>
         <w:t xml:space="preserve"> </w:t>
@@ -505,6 +533,30 @@
     </w:p>
     <w:p>
       <w:pPr>
+        <w:pStyle w:val="ListParagraph"/>
+        <w:numPr>
+          <w:ilvl w:val="1"/>
+          <w:numId w:val="2"/>
+        </w:numPr>
+      </w:pPr>
+      <w:r>
+        <w:t xml:space="preserve">Note: if performing 2D image segmentation only, </w:t>
+      </w:r>
+      <w:r>
+        <w:t xml:space="preserve">type </w:t>
+      </w:r>
+      <w:r>
+        <w:rPr>
+          <w:color w:val="00B050"/>
+        </w:rPr>
+        <w:t xml:space="preserve">segment2D </w:t>
+      </w:r>
+      <w:r>
+        <w:t>instead</w:t>
+      </w:r>
+    </w:p>
+    <w:p>
+      <w:pPr>
         <w:pStyle w:val="Heading3"/>
       </w:pPr>
       <w:r>
@@ -529,7 +581,63 @@
         <w:t>2DPC_QA_Analysis</w:t>
       </w:r>
       <w:r>
-        <w:t>. If you are reanalyzing a case, you can select the existing 2DPC_QA_Analysis folder and it will save the data there.</w:t>
+        <w:t xml:space="preserve">. If you are reanalyzing a case, you can select the existing 2DPC_QA_Analysis </w:t>
+      </w:r>
+      <w:proofErr w:type="gramStart"/>
+      <w:r>
+        <w:t>folder</w:t>
+      </w:r>
+      <w:proofErr w:type="gramEnd"/>
+      <w:r>
+        <w:t xml:space="preserve"> and it will save the data there.</w:t>
+      </w:r>
+    </w:p>
+    <w:p>
+      <w:pPr>
+        <w:pStyle w:val="ListParagraph"/>
+        <w:numPr>
+          <w:ilvl w:val="1"/>
+          <w:numId w:val="2"/>
+        </w:numPr>
+      </w:pPr>
+      <w:r>
+        <w:t xml:space="preserve">Note: if using </w:t>
+      </w:r>
+      <w:r>
+        <w:rPr>
+          <w:color w:val="00B050"/>
+        </w:rPr>
+        <w:t>se</w:t>
+      </w:r>
+      <w:r>
+        <w:rPr>
+          <w:color w:val="00B050"/>
+        </w:rPr>
+        <w:t>gment2D</w:t>
+      </w:r>
+      <w:r>
+        <w:t>,</w:t>
+      </w:r>
+      <w:r>
+        <w:t xml:space="preserve"> this will be called </w:t>
+      </w:r>
+      <w:r>
+        <w:rPr>
+          <w:color w:val="00B050"/>
+        </w:rPr>
+        <w:t>2D</w:t>
+      </w:r>
+      <w:r>
+        <w:rPr>
+          <w:color w:val="00B050"/>
+        </w:rPr>
+        <w:t>Segmentation</w:t>
+      </w:r>
+      <w:r>
+        <w:rPr>
+          <w:color w:val="00B050"/>
+        </w:rPr>
+        <w:t>Analysis</w:t>
       </w:r>
     </w:p>
     <w:p>
@@ -551,6 +659,9 @@
       </w:r>
       <w:r>
         <w:t>. Pick a name that describes the ROIs you plan to analyze. For example, if you are analyzing the ascending and descending aorta, maybe something like “arch”. Doesn’t matter as long as it’s descriptive and consistent.</w:t>
+      </w:r>
+      <w:r>
+        <w:t xml:space="preserve"> You can also add different tags like your initials if you want to perform the same analysis but keep them separate</w:t>
       </w:r>
     </w:p>
     <w:p>
@@ -617,6 +728,7 @@
         </w:numPr>
       </w:pPr>
       <w:r>
+        <w:lastRenderedPageBreak/>
         <w:t xml:space="preserve">You will then be prompted to </w:t>
       </w:r>
       <w:r>
@@ -642,7 +754,6 @@
         <w:rPr>
           <w:noProof/>
         </w:rPr>
-        <w:lastRenderedPageBreak/>
         <w:drawing>
           <wp:inline distT="0" distB="0" distL="0" distR="0" wp14:anchorId="06CE6C6F" wp14:editId="3822A044">
             <wp:extent cx="1743318" cy="1086002"/>
@@ -703,24 +814,7 @@
         <w:t>choose a segmentation method</w:t>
       </w:r>
       <w:r>
-        <w:t>. There are a couple of options for you to pick (</w:t>
-      </w:r>
-      <w:proofErr w:type="spellStart"/>
-      <w:r>
-        <w:rPr>
-          <w:color w:val="00B050"/>
-        </w:rPr>
-        <w:t>hough+contours</w:t>
-      </w:r>
-      <w:proofErr w:type="spellEnd"/>
-      <w:r>
-        <w:rPr>
-          <w:color w:val="00B050"/>
-        </w:rPr>
-        <w:t xml:space="preserve"> currently gives the best results so choose that</w:t>
-      </w:r>
-      <w:r>
-        <w:t>)</w:t>
+        <w:t xml:space="preserve">. There are a couple of options for you to pick </w:t>
       </w:r>
     </w:p>
     <w:p>
@@ -875,6 +969,7 @@
       </w:pPr>
       <w:proofErr w:type="spellStart"/>
       <w:r>
+        <w:lastRenderedPageBreak/>
         <w:t>hough</w:t>
       </w:r>
       <w:proofErr w:type="spellEnd"/>
@@ -905,11 +1000,29 @@
       <w:proofErr w:type="spellStart"/>
       <w:r>
         <w:rPr>
-          <w:highlight w:val="yellow"/>
+          <w:color w:val="00B050"/>
         </w:rPr>
         <w:t>hough+contours</w:t>
       </w:r>
       <w:proofErr w:type="spellEnd"/>
+      <w:r>
+        <w:rPr>
+          <w:color w:val="00B050"/>
+        </w:rPr>
+        <w:t xml:space="preserve"> </w:t>
+      </w:r>
+      <w:r>
+        <w:t>(c</w:t>
+      </w:r>
+      <w:r>
+        <w:t>urrently gives the best results so choose th</w:t>
+      </w:r>
+      <w:r>
+        <w:t>is unless otherwise specified</w:t>
+      </w:r>
+      <w:r>
+        <w:t>)</w:t>
+      </w:r>
     </w:p>
     <w:p>
       <w:pPr>
@@ -933,7 +1046,6 @@
       </w:pPr>
       <w:proofErr w:type="spellStart"/>
       <w:r>
-        <w:lastRenderedPageBreak/>
         <w:t>edge+hough+contours</w:t>
       </w:r>
       <w:proofErr w:type="spellEnd"/>
@@ -952,18 +1064,6 @@
     </w:p>
     <w:p>
       <w:pPr>
-        <w:pStyle w:val="ListParagraph"/>
-        <w:numPr>
-          <w:ilvl w:val="0"/>
-          <w:numId w:val="2"/>
-        </w:numPr>
-      </w:pPr>
-      <w:r>
-        <w:t>Lastly, you will be asked If you want to do cardiac output analysis. This calculates a few additional cardiac parameters related to blood flow such as stroke volume and cardiac output. If you click yes, you’ll be asked to do a few extras steps at the end of the analysis.</w:t>
-      </w:r>
-    </w:p>
-    <w:p>
-      <w:pPr>
         <w:pStyle w:val="Heading3"/>
       </w:pPr>
       <w:r>
@@ -985,10 +1085,215 @@
         <w:rPr>
           <w:color w:val="00B050"/>
         </w:rPr>
-        <w:t xml:space="preserve">select the folder containing the bSSFP images </w:t>
+        <w:t xml:space="preserve">select the folder containing the images </w:t>
       </w:r>
       <w:r>
         <w:t>you want to segment</w:t>
+      </w:r>
+    </w:p>
+    <w:p>
+      <w:pPr>
+        <w:pStyle w:val="ListParagraph"/>
+        <w:numPr>
+          <w:ilvl w:val="1"/>
+          <w:numId w:val="3"/>
+        </w:numPr>
+      </w:pPr>
+      <w:r>
+        <w:t xml:space="preserve">This tool supports loading </w:t>
+      </w:r>
+    </w:p>
+    <w:p>
+      <w:pPr>
+        <w:pStyle w:val="ListParagraph"/>
+        <w:numPr>
+          <w:ilvl w:val="2"/>
+          <w:numId w:val="3"/>
+        </w:numPr>
+      </w:pPr>
+      <w:r>
+        <w:t xml:space="preserve">GE 2D Phase Contrast images (Ex: </w:t>
+      </w:r>
+      <w:proofErr w:type="spellStart"/>
+      <w:r>
+        <w:rPr>
+          <w:color w:val="00B050"/>
+        </w:rPr>
+        <w:t>PWV_CartBH</w:t>
+      </w:r>
+      <w:proofErr w:type="spellEnd"/>
+      <w:r>
+        <w:rPr>
+          <w:color w:val="00B050"/>
+        </w:rPr>
+        <w:t>…)</w:t>
+      </w:r>
+    </w:p>
+    <w:p>
+      <w:pPr>
+        <w:pStyle w:val="ListParagraph"/>
+        <w:numPr>
+          <w:ilvl w:val="2"/>
+          <w:numId w:val="3"/>
+        </w:numPr>
+      </w:pPr>
+      <w:r>
+        <w:t xml:space="preserve">GE 2D </w:t>
+      </w:r>
+      <w:proofErr w:type="spellStart"/>
+      <w:r>
+        <w:t>bSSFP</w:t>
+      </w:r>
+      <w:proofErr w:type="spellEnd"/>
+      <w:r>
+        <w:t xml:space="preserve"> images (Ex: </w:t>
+      </w:r>
+      <w:proofErr w:type="spellStart"/>
+      <w:r>
+        <w:rPr>
+          <w:color w:val="00B050"/>
+        </w:rPr>
+        <w:t>FIESTA_CineBH</w:t>
+      </w:r>
+      <w:proofErr w:type="spellEnd"/>
+      <w:r>
+        <w:rPr>
+          <w:color w:val="00B050"/>
+        </w:rPr>
+        <w:t>…</w:t>
+      </w:r>
+      <w:r>
+        <w:t>)</w:t>
+      </w:r>
+    </w:p>
+    <w:p>
+      <w:pPr>
+        <w:pStyle w:val="ListParagraph"/>
+        <w:numPr>
+          <w:ilvl w:val="2"/>
+          <w:numId w:val="3"/>
+        </w:numPr>
+      </w:pPr>
+      <w:r>
+        <w:t xml:space="preserve">PCVIPR radial 2D Phase Contrast images (Ex: </w:t>
+      </w:r>
+      <w:proofErr w:type="spellStart"/>
+      <w:r>
+        <w:rPr>
+          <w:color w:val="00B050"/>
+        </w:rPr>
+        <w:t>pwv</w:t>
+      </w:r>
+      <w:proofErr w:type="spellEnd"/>
+      <w:r>
+        <w:rPr>
+          <w:color w:val="00B050"/>
+        </w:rPr>
+        <w:t>-radial…</w:t>
+      </w:r>
+      <w:r>
+        <w:t>)</w:t>
+      </w:r>
+    </w:p>
+    <w:p>
+      <w:pPr>
+        <w:pStyle w:val="ListParagraph"/>
+        <w:numPr>
+          <w:ilvl w:val="1"/>
+          <w:numId w:val="3"/>
+        </w:numPr>
+        <w:rPr>
+          <w:i/>
+          <w:iCs/>
+        </w:rPr>
+      </w:pPr>
+      <w:r>
+        <w:rPr>
+          <w:i/>
+          <w:iCs/>
+        </w:rPr>
+        <w:t xml:space="preserve">Note: </w:t>
+      </w:r>
+      <w:r>
+        <w:rPr>
+          <w:i/>
+          <w:iCs/>
+        </w:rPr>
+        <w:t>In p</w:t>
+      </w:r>
+      <w:r>
+        <w:rPr>
+          <w:i/>
+          <w:iCs/>
+        </w:rPr>
+        <w:t xml:space="preserve">hase contrast </w:t>
+      </w:r>
+      <w:r>
+        <w:rPr>
+          <w:i/>
+          <w:iCs/>
+        </w:rPr>
+        <w:t xml:space="preserve">images, the image signal is determined by the velocity of blood in the vessel. What that means in layman terms is that the image quality is </w:t>
+      </w:r>
+      <w:proofErr w:type="gramStart"/>
+      <w:r>
+        <w:rPr>
+          <w:i/>
+          <w:iCs/>
+        </w:rPr>
+        <w:t>really nice</w:t>
+      </w:r>
+      <w:proofErr w:type="gramEnd"/>
+      <w:r>
+        <w:rPr>
+          <w:i/>
+          <w:iCs/>
+        </w:rPr>
+        <w:t xml:space="preserve"> and easy to segment during systole where velocity is high but degrades severely during diastole when velocity is low</w:t>
+      </w:r>
+      <w:r>
+        <w:rPr>
+          <w:i/>
+          <w:iCs/>
+        </w:rPr>
+        <w:t xml:space="preserve"> (see the flow curve example in Flow Analysis section)</w:t>
+      </w:r>
+      <w:r>
+        <w:rPr>
+          <w:i/>
+          <w:iCs/>
+        </w:rPr>
+        <w:t>. If you’re only interested in vessel segmentation and not</w:t>
+      </w:r>
+      <w:r>
+        <w:rPr>
+          <w:i/>
+          <w:iCs/>
+        </w:rPr>
+        <w:t xml:space="preserve"> quantitative blood flow information, try using the </w:t>
+      </w:r>
+      <w:proofErr w:type="spellStart"/>
+      <w:r>
+        <w:rPr>
+          <w:i/>
+          <w:iCs/>
+        </w:rPr>
+        <w:t>bSSFP</w:t>
+      </w:r>
+      <w:proofErr w:type="spellEnd"/>
+      <w:r>
+        <w:rPr>
+          <w:i/>
+          <w:iCs/>
+        </w:rPr>
+        <w:t xml:space="preserve"> images if available</w:t>
+      </w:r>
+      <w:r>
+        <w:rPr>
+          <w:i/>
+          <w:iCs/>
+        </w:rPr>
+        <w:t xml:space="preserve"> </w:t>
       </w:r>
     </w:p>
     <w:p>
@@ -1040,26 +1345,39 @@
       </w:r>
       <w:proofErr w:type="spellStart"/>
       <w:r>
+        <w:rPr>
+          <w:color w:val="00B050"/>
+        </w:rPr>
         <w:t>masks.mat</w:t>
       </w:r>
       <w:proofErr w:type="spellEnd"/>
       <w:r>
-        <w:t xml:space="preserve"> file that should be stored in </w:t>
-      </w:r>
-      <w:r>
-        <w:rPr>
-          <w:color w:val="00B050"/>
-        </w:rPr>
-        <w:t>2DPC_QA_analysis/&lt;analysis region name&gt;/</w:t>
-      </w:r>
-      <w:proofErr w:type="spellStart"/>
-      <w:r>
-        <w:rPr>
-          <w:color w:val="00B050"/>
-        </w:rPr>
-        <w:t>bssfp</w:t>
-      </w:r>
-      <w:proofErr w:type="spellEnd"/>
+        <w:rPr>
+          <w:color w:val="00B050"/>
+        </w:rPr>
+        <w:t xml:space="preserve"> </w:t>
+      </w:r>
+      <w:r>
+        <w:t xml:space="preserve">file that should be stored in </w:t>
+      </w:r>
+      <w:r>
+        <w:rPr>
+          <w:color w:val="00B050"/>
+        </w:rPr>
+        <w:t>&lt;analysis folder&gt;</w:t>
+      </w:r>
+      <w:r>
+        <w:rPr>
+          <w:color w:val="00B050"/>
+        </w:rPr>
+        <w:t>/&lt;region name&gt;/</w:t>
+      </w:r>
+      <w:r>
+        <w:rPr>
+          <w:color w:val="00B050"/>
+        </w:rPr>
+        <w:t>&lt;analysis&gt;</w:t>
+      </w:r>
       <w:r>
         <w:rPr>
           <w:color w:val="00B050"/>
@@ -1094,7 +1412,13 @@
         <w:t>es</w:t>
       </w:r>
       <w:r>
-        <w:t xml:space="preserve"> to load the mask file and continue where you left off</w:t>
+        <w:t xml:space="preserve"> to load the</w:t>
+      </w:r>
+      <w:r>
+        <w:t xml:space="preserve"> same</w:t>
+      </w:r>
+      <w:r>
+        <w:t xml:space="preserve"> mask file and continue where you left off</w:t>
       </w:r>
     </w:p>
     <w:p>
@@ -1133,7 +1457,15 @@
         </w:numPr>
       </w:pPr>
       <w:r>
-        <w:t xml:space="preserve">An image will pop up and you will be prompted to select a region to zoom in on. </w:t>
+        <w:t xml:space="preserve">An image will pop </w:t>
+      </w:r>
+      <w:proofErr w:type="gramStart"/>
+      <w:r>
+        <w:t>up</w:t>
+      </w:r>
+      <w:proofErr w:type="gramEnd"/>
+      <w:r>
+        <w:t xml:space="preserve"> and you will be prompted to select a region to zoom in on. </w:t>
       </w:r>
       <w:r>
         <w:rPr>
@@ -1151,16 +1483,16 @@
     <w:p>
       <w:pPr>
         <w:pStyle w:val="ListParagraph"/>
+        <w:numPr>
+          <w:ilvl w:val="1"/>
+          <w:numId w:val="3"/>
+        </w:numPr>
+      </w:pPr>
+      <w:r>
         <w:rPr>
           <w:i/>
           <w:iCs/>
         </w:rPr>
-      </w:pPr>
-      <w:r>
-        <w:rPr>
-          <w:i/>
-          <w:iCs/>
-        </w:rPr>
         <w:t>Note: If you chose a method involving Hough transforms, try and avoid including the spine in your selection. The Hough transform is designed to recognize circles so the spine will often be erroneously recognized as an ROI.</w:t>
       </w:r>
     </w:p>
@@ -1172,19 +1504,20 @@
         <w:rPr>
           <w:noProof/>
         </w:rPr>
+        <w:lastRenderedPageBreak/>
         <mc:AlternateContent>
           <mc:Choice Requires="wps">
             <w:drawing>
-              <wp:anchor distT="0" distB="0" distL="114300" distR="114300" simplePos="0" relativeHeight="251659264" behindDoc="0" locked="0" layoutInCell="1" allowOverlap="1" wp14:anchorId="5B77BEBF" wp14:editId="1AFD0A3C">
+              <wp:anchor distT="0" distB="0" distL="114300" distR="114300" simplePos="0" relativeHeight="251659264" behindDoc="0" locked="0" layoutInCell="1" allowOverlap="1" wp14:anchorId="5B77BEBF" wp14:editId="40D482F4">
                 <wp:simplePos x="0" y="0"/>
                 <wp:positionH relativeFrom="column">
-                  <wp:posOffset>1933575</wp:posOffset>
+                  <wp:posOffset>1867877</wp:posOffset>
                 </wp:positionH>
                 <wp:positionV relativeFrom="paragraph">
-                  <wp:posOffset>1508760</wp:posOffset>
+                  <wp:posOffset>1435491</wp:posOffset>
                 </wp:positionV>
-                <wp:extent cx="552450" cy="571500"/>
-                <wp:effectExtent l="19050" t="19050" r="19050" b="19050"/>
+                <wp:extent cx="673100" cy="695696"/>
+                <wp:effectExtent l="12700" t="12700" r="25400" b="28575"/>
                 <wp:wrapNone/>
                 <wp:docPr id="766372342" name="Rectangle 1"/>
                 <wp:cNvGraphicFramePr/>
@@ -1195,7 +1528,7 @@
                       <wps:spPr>
                         <a:xfrm>
                           <a:off x="0" y="0"/>
-                          <a:ext cx="552450" cy="571500"/>
+                          <a:ext cx="673100" cy="695696"/>
                         </a:xfrm>
                         <a:prstGeom prst="rect">
                           <a:avLst/>
@@ -1243,7 +1576,7 @@
           </mc:Choice>
           <mc:Fallback>
             <w:pict>
-              <v:rect w14:anchorId="73949348" id="Rectangle 1" o:spid="_x0000_s1026" style="position:absolute;margin-left:152.25pt;margin-top:118.8pt;width:43.5pt;height:45pt;z-index:251659264;visibility:visible;mso-wrap-style:square;mso-width-percent:0;mso-height-percent:0;mso-wrap-distance-left:9pt;mso-wrap-distance-top:0;mso-wrap-distance-right:9pt;mso-wrap-distance-bottom:0;mso-position-horizontal:absolute;mso-position-horizontal-relative:text;mso-position-vertical:absolute;mso-position-vertical-relative:text;mso-width-percent:0;mso-height-percent:0;mso-width-relative:margin;mso-height-relative:margin;v-text-anchor:middle" o:gfxdata="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" filled="f" strokecolor="#00b0f0" strokeweight="3pt"/>
+              <v:rect w14:anchorId="1EA348AF" id="Rectangle 1" o:spid="_x0000_s1026" style="position:absolute;margin-left:147.1pt;margin-top:113.05pt;width:53pt;height:54.8pt;z-index:251659264;visibility:visible;mso-wrap-style:square;mso-width-percent:0;mso-height-percent:0;mso-wrap-distance-left:9pt;mso-wrap-distance-top:0;mso-wrap-distance-right:9pt;mso-wrap-distance-bottom:0;mso-position-horizontal:absolute;mso-position-horizontal-relative:text;mso-position-vertical:absolute;mso-position-vertical-relative:text;mso-width-percent:0;mso-height-percent:0;mso-width-relative:margin;mso-height-relative:margin;v-text-anchor:middle" o:gfxdata="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" filled="f" strokecolor="#00b0f0" strokeweight="3pt"/>
             </w:pict>
           </mc:Fallback>
         </mc:AlternateContent>
@@ -1303,7 +1636,6 @@
         </w:numPr>
       </w:pPr>
       <w:r>
-        <w:lastRenderedPageBreak/>
         <w:t>You will now begin segmenting the ROI for each frame in the image sequence. Two dialogue boxes will pop up.</w:t>
       </w:r>
     </w:p>
@@ -1390,7 +1722,15 @@
         </w:numPr>
       </w:pPr>
       <w:r>
-        <w:t>The red circles refer to the automatically detected circles from the circle finding algorithm. You might see more or less circles than the number of ROIs you are interested in; this depends a lot on the quality of the image.</w:t>
+        <w:t xml:space="preserve">The red circles refer to the automatically detected circles from the circle finding algorithm. You might see </w:t>
+      </w:r>
+      <w:proofErr w:type="gramStart"/>
+      <w:r>
+        <w:t>more or less circles</w:t>
+      </w:r>
+      <w:proofErr w:type="gramEnd"/>
+      <w:r>
+        <w:t xml:space="preserve"> than the number of ROIs you are interested in; this depends a lot on the quality of the image.</w:t>
       </w:r>
     </w:p>
     <w:p>
@@ -1402,6 +1742,7 @@
         </w:numPr>
       </w:pPr>
       <w:r>
+        <w:lastRenderedPageBreak/>
         <w:t>On the right is a dialogue box that allows you to adjust the parameters of the circle finding algorithm. There are a couple of parameters you can adjust:</w:t>
       </w:r>
     </w:p>
@@ -1449,6 +1790,29 @@
       <w:r>
         <w:t>. If you’re finding circles that are much larger or smaller than the ROI, you can limit the range to mitigate that.</w:t>
       </w:r>
+      <w:r>
+        <w:t xml:space="preserve"> Alternatively, if a circle is not being found on the vessel you’re interested in, you might need to widen the range</w:t>
+      </w:r>
+    </w:p>
+    <w:p>
+      <w:pPr>
+        <w:pStyle w:val="ListParagraph"/>
+        <w:numPr>
+          <w:ilvl w:val="2"/>
+          <w:numId w:val="3"/>
+        </w:numPr>
+        <w:rPr>
+          <w:i/>
+          <w:iCs/>
+        </w:rPr>
+      </w:pPr>
+      <w:r>
+        <w:rPr>
+          <w:i/>
+          <w:iCs/>
+        </w:rPr>
+        <w:t>Note: the circle finding algorithm may fail if you set the minimum radius too low. For best results, keep the minimum radius above 5.</w:t>
+      </w:r>
     </w:p>
     <w:p>
       <w:pPr>
@@ -1533,6 +1897,9 @@
       <w:r>
         <w:t>and then use the cursor to drag a circle around the ROIs one-by-one.</w:t>
       </w:r>
+      <w:r>
+        <w:t xml:space="preserve"> Double click the ROI to confirm</w:t>
+      </w:r>
     </w:p>
     <w:p>
       <w:pPr>
@@ -1543,7 +1910,23 @@
         </w:numPr>
       </w:pPr>
       <w:r>
-        <w:t>If you try to continue on to the next frame but have more or less circles than the number of ROIs you defined at the beginning, the script will warn you and bring up the frame again.</w:t>
+        <w:t xml:space="preserve">If you try to </w:t>
+      </w:r>
+      <w:proofErr w:type="gramStart"/>
+      <w:r>
+        <w:t>continue on</w:t>
+      </w:r>
+      <w:proofErr w:type="gramEnd"/>
+      <w:r>
+        <w:t xml:space="preserve"> to the next frame but have </w:t>
+      </w:r>
+      <w:proofErr w:type="gramStart"/>
+      <w:r>
+        <w:t>more or less circles</w:t>
+      </w:r>
+      <w:proofErr w:type="gramEnd"/>
+      <w:r>
+        <w:t xml:space="preserve"> than the number of ROIs you defined at the beginning, the script will warn you and bring up the frame again.</w:t>
       </w:r>
     </w:p>
     <w:p>
@@ -1555,18 +1938,24 @@
         </w:numPr>
       </w:pPr>
       <w:r>
+        <w:t>Once an initial circle has been found, you will then manually adjust the contour to more accurately fit the ROI</w:t>
+      </w:r>
+      <w:r>
+        <w:t xml:space="preserve"> for each frame</w:t>
+      </w:r>
+      <w:r>
+        <w:t>. Remember, the QA method relies on accurate segmentations so try your best with these. A new image will pop up and go full screen. The circle you found early will appear over the ROI but this time it has been deformed to better match the ROI. This algorithm is not perfect so odds are you will need to do some adjustment to better match it.</w:t>
+      </w:r>
+    </w:p>
+    <w:p>
+      <w:pPr>
+        <w:ind w:firstLine="720"/>
+      </w:pPr>
+      <w:r>
+        <w:rPr>
+          <w:noProof/>
+        </w:rPr>
         <w:lastRenderedPageBreak/>
-        <w:t>Once an initial circle has been found, you will then manually adjust the contour to more accurately fit the ROI. Remember, the QA method relies on accurate segmentations so try your best with these. A new image will pop up and go full screen. The circle you found early will appear over the ROI but this time it has been deformed to better match the ROI. This algorithm is not perfect so odds are you will need to do some adjustment to better match it.</w:t>
-      </w:r>
-    </w:p>
-    <w:p>
-      <w:pPr>
-        <w:ind w:firstLine="720"/>
-      </w:pPr>
-      <w:r>
-        <w:rPr>
-          <w:noProof/>
-        </w:rPr>
         <w:drawing>
           <wp:inline distT="0" distB="0" distL="0" distR="0" wp14:anchorId="65928913" wp14:editId="6C0414D2">
             <wp:extent cx="4181475" cy="4140479"/>
@@ -1674,6 +2063,9 @@
         <w:t>repeat the same process</w:t>
       </w:r>
       <w:r>
+        <w:t xml:space="preserve"> for each one</w:t>
+      </w:r>
+      <w:r>
         <w:t>.</w:t>
       </w:r>
     </w:p>
@@ -1686,7 +2078,25 @@
         </w:numPr>
       </w:pPr>
       <w:r>
-        <w:t>Repeat this for every frame in the bSSFP sequence (usually 20-30 frames)</w:t>
+        <w:t xml:space="preserve">Repeat this for every frame in the </w:t>
+      </w:r>
+      <w:r>
+        <w:t>image</w:t>
+      </w:r>
+      <w:r>
+        <w:t xml:space="preserve"> sequence (usually </w:t>
+      </w:r>
+      <w:r>
+        <w:t>2</w:t>
+      </w:r>
+      <w:r>
+        <w:t>0-</w:t>
+      </w:r>
+      <w:r>
+        <w:t>4</w:t>
+      </w:r>
+      <w:r>
+        <w:t>0 frames)</w:t>
       </w:r>
     </w:p>
     <w:p>
@@ -1695,6 +2105,37 @@
       </w:pPr>
       <w:r>
         <w:t>Flow Analysis</w:t>
+      </w:r>
+    </w:p>
+    <w:p>
+      <w:pPr>
+        <w:pStyle w:val="ListParagraph"/>
+        <w:numPr>
+          <w:ilvl w:val="0"/>
+          <w:numId w:val="4"/>
+        </w:numPr>
+      </w:pPr>
+      <w:r>
+        <w:rPr>
+          <w:i/>
+          <w:iCs/>
+        </w:rPr>
+        <w:t xml:space="preserve">Note: if using </w:t>
+      </w:r>
+      <w:r>
+        <w:rPr>
+          <w:i/>
+          <w:iCs/>
+          <w:color w:val="00B050"/>
+        </w:rPr>
+        <w:t>segment2D</w:t>
+      </w:r>
+      <w:r>
+        <w:rPr>
+          <w:i/>
+          <w:iCs/>
+        </w:rPr>
+        <w:t>, you can skip this section</w:t>
       </w:r>
     </w:p>
     <w:p>
@@ -2256,7 +2697,21 @@
         </w:numPr>
       </w:pPr>
       <w:r>
-        <w:t>The calculated values will be displayed in the command window but they are all also saved in the analysis folder you picked at the beginning. Open a file browser and navigate to wherever you chose to save the 2DPC_QA_Analysis folder.</w:t>
+        <w:t xml:space="preserve">The calculated values will be displayed in the command </w:t>
+      </w:r>
+      <w:proofErr w:type="gramStart"/>
+      <w:r>
+        <w:t>window</w:t>
+      </w:r>
+      <w:proofErr w:type="gramEnd"/>
+      <w:r>
+        <w:t xml:space="preserve"> but they are all also saved in the analysis folder you picked at the beginning. Open a file browser and navigate to wherever you chose to save the </w:t>
+      </w:r>
+      <w:r>
+        <w:t xml:space="preserve">Analysis </w:t>
+      </w:r>
+      <w:r>
+        <w:t>folder.</w:t>
       </w:r>
     </w:p>
     <w:p>
@@ -2305,11 +2760,21 @@
           <w:numId w:val="5"/>
         </w:numPr>
       </w:pPr>
-      <w:proofErr w:type="spellStart"/>
-      <w:r>
-        <w:t>bssfp</w:t>
-      </w:r>
-      <w:proofErr w:type="spellEnd"/>
+      <w:r>
+        <w:t xml:space="preserve">hough+contours_2024-03-22-1702 </w:t>
+      </w:r>
+    </w:p>
+    <w:p>
+      <w:pPr>
+        <w:pStyle w:val="ListParagraph"/>
+        <w:numPr>
+          <w:ilvl w:val="2"/>
+          <w:numId w:val="5"/>
+        </w:numPr>
+      </w:pPr>
+      <w:r>
+        <w:t>arch</w:t>
+      </w:r>
     </w:p>
     <w:p>
       <w:pPr>
@@ -2320,69 +2785,7 @@
         </w:numPr>
       </w:pPr>
       <w:r>
-        <w:t xml:space="preserve">hough+contours_2024-03-22-1702 </w:t>
-      </w:r>
-    </w:p>
-    <w:p>
-      <w:pPr>
-        <w:pStyle w:val="ListParagraph"/>
-        <w:numPr>
-          <w:ilvl w:val="3"/>
-          <w:numId w:val="5"/>
-        </w:numPr>
-      </w:pPr>
-      <w:r>
-        <w:t>pc</w:t>
-      </w:r>
-    </w:p>
-    <w:p>
-      <w:pPr>
-        <w:pStyle w:val="ListParagraph"/>
-        <w:numPr>
-          <w:ilvl w:val="2"/>
-          <w:numId w:val="5"/>
-        </w:numPr>
-      </w:pPr>
-      <w:r>
-        <w:t>arch</w:t>
-      </w:r>
-    </w:p>
-    <w:p>
-      <w:pPr>
-        <w:pStyle w:val="ListParagraph"/>
-        <w:numPr>
-          <w:ilvl w:val="3"/>
-          <w:numId w:val="5"/>
-        </w:numPr>
-      </w:pPr>
-      <w:proofErr w:type="spellStart"/>
-      <w:r>
-        <w:t>bssfp</w:t>
-      </w:r>
-      <w:proofErr w:type="spellEnd"/>
-    </w:p>
-    <w:p>
-      <w:pPr>
-        <w:pStyle w:val="ListParagraph"/>
-        <w:numPr>
-          <w:ilvl w:val="3"/>
-          <w:numId w:val="5"/>
-        </w:numPr>
-      </w:pPr>
-      <w:r>
         <w:t xml:space="preserve">hough+contours_2024-03-22-1653 </w:t>
-      </w:r>
-    </w:p>
-    <w:p>
-      <w:pPr>
-        <w:pStyle w:val="ListParagraph"/>
-        <w:numPr>
-          <w:ilvl w:val="3"/>
-          <w:numId w:val="5"/>
-        </w:numPr>
-      </w:pPr>
-      <w:r>
-        <w:t>pc</w:t>
       </w:r>
     </w:p>
     <w:p>
@@ -2420,36 +2823,22 @@
         </w:numPr>
       </w:pPr>
       <w:r>
-        <w:t xml:space="preserve">The </w:t>
-      </w:r>
-      <w:proofErr w:type="spellStart"/>
-      <w:r>
-        <w:t>bssfp</w:t>
-      </w:r>
-      <w:proofErr w:type="spellEnd"/>
-      <w:r>
-        <w:t xml:space="preserve"> and pc folders contain various output files generated during analysis such as the segmentation masks and raw flow values. </w:t>
-      </w:r>
-    </w:p>
-    <w:p>
-      <w:pPr>
-        <w:pStyle w:val="ListParagraph"/>
-        <w:numPr>
-          <w:ilvl w:val="0"/>
-          <w:numId w:val="5"/>
-        </w:numPr>
-      </w:pPr>
-      <w:r>
-        <w:t xml:space="preserve">The folders in the format [&lt;segmentation method&gt;_&lt;date-time&gt;] contains the analysis results. You can reanalyze a case as many times as you want and new folders will be generated for each. Inside each folder, you’ll find an Excel file called </w:t>
-      </w:r>
-      <w:r>
-        <w:rPr>
-          <w:highlight w:val="darkGray"/>
-        </w:rPr>
-        <w:t>results.xlsx</w:t>
-      </w:r>
-      <w:r>
-        <w:t>. This contains the saved PWV-QA results as well as any cardiac output results</w:t>
+        <w:t xml:space="preserve">The folders in the format [&lt;segmentation method&gt;_&lt;date-time&gt;] contain the analysis results. You can reanalyze a case as many times as you want and new folders will be generated for each. Inside each folder, you’ll find an Excel file called </w:t>
+      </w:r>
+      <w:r>
+        <w:rPr>
+          <w:color w:val="00B050"/>
+        </w:rPr>
+        <w:t xml:space="preserve">results.xlsx. </w:t>
+      </w:r>
+      <w:r>
+        <w:t xml:space="preserve">This contains the saved </w:t>
+      </w:r>
+      <w:r>
+        <w:t>Analysis</w:t>
+      </w:r>
+      <w:r>
+        <w:t xml:space="preserve"> results as well as any cardiac output results</w:t>
       </w:r>
       <w:r>
         <w:t xml:space="preserve"> and the interpolated area and flow values</w:t>
@@ -2471,6 +2860,52 @@
       </w:r>
       <w:r>
         <w:t xml:space="preserve"> allowing you to edit them</w:t>
+      </w:r>
+    </w:p>
+    <w:p>
+      <w:pPr>
+        <w:pStyle w:val="ListParagraph"/>
+        <w:numPr>
+          <w:ilvl w:val="1"/>
+          <w:numId w:val="5"/>
+        </w:numPr>
+      </w:pPr>
+      <w:r>
+        <w:rPr>
+          <w:i/>
+          <w:iCs/>
+        </w:rPr>
+        <w:t xml:space="preserve">Note: if using </w:t>
+      </w:r>
+      <w:r>
+        <w:rPr>
+          <w:i/>
+          <w:iCs/>
+          <w:color w:val="00B050"/>
+        </w:rPr>
+        <w:t>segment2D</w:t>
+      </w:r>
+      <w:r>
+        <w:rPr>
+          <w:i/>
+          <w:iCs/>
+        </w:rPr>
+        <w:t xml:space="preserve">, only saved segmentation and area files will be present. The </w:t>
+      </w:r>
+      <w:r>
+        <w:rPr>
+          <w:i/>
+          <w:iCs/>
+          <w:color w:val="00B050"/>
+        </w:rPr>
+        <w:t xml:space="preserve">results.xlsx </w:t>
+      </w:r>
+      <w:r>
+        <w:rPr>
+          <w:i/>
+          <w:iCs/>
+        </w:rPr>
+        <w:t>file will contain area and estimated diameter values instead</w:t>
       </w:r>
     </w:p>
     <w:p>
@@ -2491,7 +2926,7 @@
 </file>
 
 <file path=word/endnotes.xml><?xml version="1.0" encoding="utf-8"?>
-<w:endnotes xmlns:wpc="http://schemas.microsoft.com/office/word/2010/wordprocessingCanvas" xmlns:cx="http://schemas.microsoft.com/office/drawing/2014/chartex" xmlns:cx1="http://schemas.microsoft.com/office/drawing/2015/9/8/chartex" xmlns:cx2="http://schemas.microsoft.com/office/drawing/2015/10/21/chartex" xmlns:cx3="http://schemas.microsoft.com/office/drawing/2016/5/9/chartex" xmlns:cx4="http://schemas.microsoft.com/office/drawing/2016/5/10/chartex" xmlns:cx5="http://schemas.microsoft.com/office/drawing/2016/5/11/chartex" xmlns:cx6="http://schemas.microsoft.com/office/drawing/2016/5/12/chartex" xmlns:cx7="http://schemas.microsoft.com/office/drawing/2016/5/13/chartex" xmlns:cx8="http://schemas.microsoft.com/office/drawing/2016/5/14/chartex" xmlns:mc="http://schemas.openxmlformats.org/markup-compatibility/2006" xmlns:aink="http://schemas.microsoft.com/office/drawing/2016/ink" xmlns:am3d="http://schemas.microsoft.com/office/drawing/2017/model3d" xmlns:o="urn:schemas-microsoft-com:office:office" xmlns:oel="http://schemas.microsoft.com/office/2019/extlst" xmlns:r="http://schemas.openxmlformats.org/officeDocument/2006/relationships" xmlns:m="http://schemas.openxmlformats.org/officeDocument/2006/math" xmlns:v="urn:schemas-microsoft-com:vml" xmlns:wp14="http://schemas.microsoft.com/office/word/2010/wordprocessingDrawing" xmlns:wp="http://schemas.openxmlformats.org/drawingml/2006/wordprocessingDrawing" xmlns:w10="urn:schemas-microsoft-com:office:word" xmlns:w="http://schemas.openxmlformats.org/wordprocessingml/2006/main" xmlns:w14="http://schemas.microsoft.com/office/word/2010/wordml" xmlns:w15="http://schemas.microsoft.com/office/word/2012/wordml" xmlns:w16cex="http://schemas.microsoft.com/office/word/2018/wordml/cex" xmlns:w16cid="http://schemas.microsoft.com/office/word/2016/wordml/cid" xmlns:w16="http://schemas.microsoft.com/office/word/2018/wordml" xmlns:w16du="http://schemas.microsoft.com/office/word/2023/wordml/word16du" xmlns:w16sdtdh="http://schemas.microsoft.com/office/word/2020/wordml/sdtdatahash" xmlns:w16se="http://schemas.microsoft.com/office/word/2015/wordml/symex" xmlns:wpg="http://schemas.microsoft.com/office/word/2010/wordprocessingGroup" xmlns:wpi="http://schemas.microsoft.com/office/word/2010/wordprocessingInk" xmlns:wne="http://schemas.microsoft.com/office/word/2006/wordml" xmlns:wps="http://schemas.microsoft.com/office/word/2010/wordprocessingShape" mc:Ignorable="w14 w15 w16se w16cid w16 w16cex w16sdtdh w16du wp14">
+<w:endnotes xmlns:wpc="http://schemas.microsoft.com/office/word/2010/wordprocessingCanvas" xmlns:cx="http://schemas.microsoft.com/office/drawing/2014/chartex" xmlns:cx1="http://schemas.microsoft.com/office/drawing/2015/9/8/chartex" xmlns:cx2="http://schemas.microsoft.com/office/drawing/2015/10/21/chartex" xmlns:cx3="http://schemas.microsoft.com/office/drawing/2016/5/9/chartex" xmlns:cx4="http://schemas.microsoft.com/office/drawing/2016/5/10/chartex" xmlns:cx5="http://schemas.microsoft.com/office/drawing/2016/5/11/chartex" xmlns:cx6="http://schemas.microsoft.com/office/drawing/2016/5/12/chartex" xmlns:cx7="http://schemas.microsoft.com/office/drawing/2016/5/13/chartex" xmlns:cx8="http://schemas.microsoft.com/office/drawing/2016/5/14/chartex" xmlns:mc="http://schemas.openxmlformats.org/markup-compatibility/2006" xmlns:aink="http://schemas.microsoft.com/office/drawing/2016/ink" xmlns:am3d="http://schemas.microsoft.com/office/drawing/2017/model3d" xmlns:o="urn:schemas-microsoft-com:office:office" xmlns:oel="http://schemas.microsoft.com/office/2019/extlst" xmlns:r="http://schemas.openxmlformats.org/officeDocument/2006/relationships" xmlns:m="http://schemas.openxmlformats.org/officeDocument/2006/math" xmlns:v="urn:schemas-microsoft-com:vml" xmlns:wp14="http://schemas.microsoft.com/office/word/2010/wordprocessingDrawing" xmlns:wp="http://schemas.openxmlformats.org/drawingml/2006/wordprocessingDrawing" xmlns:w10="urn:schemas-microsoft-com:office:word" xmlns:w="http://schemas.openxmlformats.org/wordprocessingml/2006/main" xmlns:w14="http://schemas.microsoft.com/office/word/2010/wordml" xmlns:w15="http://schemas.microsoft.com/office/word/2012/wordml" xmlns:w16cex="http://schemas.microsoft.com/office/word/2018/wordml/cex" xmlns:w16cid="http://schemas.microsoft.com/office/word/2016/wordml/cid" xmlns:w16="http://schemas.microsoft.com/office/word/2018/wordml" xmlns:w16du="http://schemas.microsoft.com/office/word/2023/wordml/word16du" xmlns:w16sdtdh="http://schemas.microsoft.com/office/word/2020/wordml/sdtdatahash" xmlns:w16sdtfl="http://schemas.microsoft.com/office/word/2024/wordml/sdtformatlock" xmlns:w16se="http://schemas.microsoft.com/office/word/2015/wordml/symex" xmlns:wpg="http://schemas.microsoft.com/office/word/2010/wordprocessingGroup" xmlns:wpi="http://schemas.microsoft.com/office/word/2010/wordprocessingInk" xmlns:wne="http://schemas.microsoft.com/office/word/2006/wordml" xmlns:wps="http://schemas.microsoft.com/office/word/2010/wordprocessingShape" mc:Ignorable="w14 w15 w16se w16cid w16 w16cex w16sdtdh w16sdtfl w16du wp14">
   <w:endnote w:type="separator" w:id="-1">
     <w:p>
       <w:pPr>
@@ -2516,7 +2951,7 @@
 </file>
 
 <file path=word/footnotes.xml><?xml version="1.0" encoding="utf-8"?>
-<w:footnotes xmlns:wpc="http://schemas.microsoft.com/office/word/2010/wordprocessingCanvas" xmlns:cx="http://schemas.microsoft.com/office/drawing/2014/chartex" xmlns:cx1="http://schemas.microsoft.com/office/drawing/2015/9/8/chartex" xmlns:cx2="http://schemas.microsoft.com/office/drawing/2015/10/21/chartex" xmlns:cx3="http://schemas.microsoft.com/office/drawing/2016/5/9/chartex" xmlns:cx4="http://schemas.microsoft.com/office/drawing/2016/5/10/chartex" xmlns:cx5="http://schemas.microsoft.com/office/drawing/2016/5/11/chartex" xmlns:cx6="http://schemas.microsoft.com/office/drawing/2016/5/12/chartex" xmlns:cx7="http://schemas.microsoft.com/office/drawing/2016/5/13/chartex" xmlns:cx8="http://schemas.microsoft.com/office/drawing/2016/5/14/chartex" xmlns:mc="http://schemas.openxmlformats.org/markup-compatibility/2006" xmlns:aink="http://schemas.microsoft.com/office/drawing/2016/ink" xmlns:am3d="http://schemas.microsoft.com/office/drawing/2017/model3d" xmlns:o="urn:schemas-microsoft-com:office:office" xmlns:oel="http://schemas.microsoft.com/office/2019/extlst" xmlns:r="http://schemas.openxmlformats.org/officeDocument/2006/relationships" xmlns:m="http://schemas.openxmlformats.org/officeDocument/2006/math" xmlns:v="urn:schemas-microsoft-com:vml" xmlns:wp14="http://schemas.microsoft.com/office/word/2010/wordprocessingDrawing" xmlns:wp="http://schemas.openxmlformats.org/drawingml/2006/wordprocessingDrawing" xmlns:w10="urn:schemas-microsoft-com:office:word" xmlns:w="http://schemas.openxmlformats.org/wordprocessingml/2006/main" xmlns:w14="http://schemas.microsoft.com/office/word/2010/wordml" xmlns:w15="http://schemas.microsoft.com/office/word/2012/wordml" xmlns:w16cex="http://schemas.microsoft.com/office/word/2018/wordml/cex" xmlns:w16cid="http://schemas.microsoft.com/office/word/2016/wordml/cid" xmlns:w16="http://schemas.microsoft.com/office/word/2018/wordml" xmlns:w16du="http://schemas.microsoft.com/office/word/2023/wordml/word16du" xmlns:w16sdtdh="http://schemas.microsoft.com/office/word/2020/wordml/sdtdatahash" xmlns:w16se="http://schemas.microsoft.com/office/word/2015/wordml/symex" xmlns:wpg="http://schemas.microsoft.com/office/word/2010/wordprocessingGroup" xmlns:wpi="http://schemas.microsoft.com/office/word/2010/wordprocessingInk" xmlns:wne="http://schemas.microsoft.com/office/word/2006/wordml" xmlns:wps="http://schemas.microsoft.com/office/word/2010/wordprocessingShape" mc:Ignorable="w14 w15 w16se w16cid w16 w16cex w16sdtdh w16du wp14">
+<w:footnotes xmlns:wpc="http://schemas.microsoft.com/office/word/2010/wordprocessingCanvas" xmlns:cx="http://schemas.microsoft.com/office/drawing/2014/chartex" xmlns:cx1="http://schemas.microsoft.com/office/drawing/2015/9/8/chartex" xmlns:cx2="http://schemas.microsoft.com/office/drawing/2015/10/21/chartex" xmlns:cx3="http://schemas.microsoft.com/office/drawing/2016/5/9/chartex" xmlns:cx4="http://schemas.microsoft.com/office/drawing/2016/5/10/chartex" xmlns:cx5="http://schemas.microsoft.com/office/drawing/2016/5/11/chartex" xmlns:cx6="http://schemas.microsoft.com/office/drawing/2016/5/12/chartex" xmlns:cx7="http://schemas.microsoft.com/office/drawing/2016/5/13/chartex" xmlns:cx8="http://schemas.microsoft.com/office/drawing/2016/5/14/chartex" xmlns:mc="http://schemas.openxmlformats.org/markup-compatibility/2006" xmlns:aink="http://schemas.microsoft.com/office/drawing/2016/ink" xmlns:am3d="http://schemas.microsoft.com/office/drawing/2017/model3d" xmlns:o="urn:schemas-microsoft-com:office:office" xmlns:oel="http://schemas.microsoft.com/office/2019/extlst" xmlns:r="http://schemas.openxmlformats.org/officeDocument/2006/relationships" xmlns:m="http://schemas.openxmlformats.org/officeDocument/2006/math" xmlns:v="urn:schemas-microsoft-com:vml" xmlns:wp14="http://schemas.microsoft.com/office/word/2010/wordprocessingDrawing" xmlns:wp="http://schemas.openxmlformats.org/drawingml/2006/wordprocessingDrawing" xmlns:w10="urn:schemas-microsoft-com:office:word" xmlns:w="http://schemas.openxmlformats.org/wordprocessingml/2006/main" xmlns:w14="http://schemas.microsoft.com/office/word/2010/wordml" xmlns:w15="http://schemas.microsoft.com/office/word/2012/wordml" xmlns:w16cex="http://schemas.microsoft.com/office/word/2018/wordml/cex" xmlns:w16cid="http://schemas.microsoft.com/office/word/2016/wordml/cid" xmlns:w16="http://schemas.microsoft.com/office/word/2018/wordml" xmlns:w16du="http://schemas.microsoft.com/office/word/2023/wordml/word16du" xmlns:w16sdtdh="http://schemas.microsoft.com/office/word/2020/wordml/sdtdatahash" xmlns:w16sdtfl="http://schemas.microsoft.com/office/word/2024/wordml/sdtformatlock" xmlns:w16se="http://schemas.microsoft.com/office/word/2015/wordml/symex" xmlns:wpg="http://schemas.microsoft.com/office/word/2010/wordprocessingGroup" xmlns:wpi="http://schemas.microsoft.com/office/word/2010/wordprocessingInk" xmlns:wne="http://schemas.microsoft.com/office/word/2006/wordml" xmlns:wps="http://schemas.microsoft.com/office/word/2010/wordprocessingShape" mc:Ignorable="w14 w15 w16se w16cid w16 w16cex w16sdtdh w16sdtfl w16du wp14">
   <w:footnote w:type="separator" w:id="-1">
     <w:p>
       <w:pPr>
@@ -2541,7 +2976,7 @@
 </file>
 
 <file path=word/header1.xml><?xml version="1.0" encoding="utf-8"?>
-<w:hdr xmlns:wpc="http://schemas.microsoft.com/office/word/2010/wordprocessingCanvas" xmlns:cx="http://schemas.microsoft.com/office/drawing/2014/chartex" xmlns:cx1="http://schemas.microsoft.com/office/drawing/2015/9/8/chartex" xmlns:cx2="http://schemas.microsoft.com/office/drawing/2015/10/21/chartex" xmlns:cx3="http://schemas.microsoft.com/office/drawing/2016/5/9/chartex" xmlns:cx4="http://schemas.microsoft.com/office/drawing/2016/5/10/chartex" xmlns:cx5="http://schemas.microsoft.com/office/drawing/2016/5/11/chartex" xmlns:cx6="http://schemas.microsoft.com/office/drawing/2016/5/12/chartex" xmlns:cx7="http://schemas.microsoft.com/office/drawing/2016/5/13/chartex" xmlns:cx8="http://schemas.microsoft.com/office/drawing/2016/5/14/chartex" xmlns:mc="http://schemas.openxmlformats.org/markup-compatibility/2006" xmlns:aink="http://schemas.microsoft.com/office/drawing/2016/ink" xmlns:am3d="http://schemas.microsoft.com/office/drawing/2017/model3d" xmlns:o="urn:schemas-microsoft-com:office:office" xmlns:oel="http://schemas.microsoft.com/office/2019/extlst" xmlns:r="http://schemas.openxmlformats.org/officeDocument/2006/relationships" xmlns:m="http://schemas.openxmlformats.org/officeDocument/2006/math" xmlns:v="urn:schemas-microsoft-com:vml" xmlns:wp14="http://schemas.microsoft.com/office/word/2010/wordprocessingDrawing" xmlns:wp="http://schemas.openxmlformats.org/drawingml/2006/wordprocessingDrawing" xmlns:w10="urn:schemas-microsoft-com:office:word" xmlns:w="http://schemas.openxmlformats.org/wordprocessingml/2006/main" xmlns:w14="http://schemas.microsoft.com/office/word/2010/wordml" xmlns:w15="http://schemas.microsoft.com/office/word/2012/wordml" xmlns:w16cex="http://schemas.microsoft.com/office/word/2018/wordml/cex" xmlns:w16cid="http://schemas.microsoft.com/office/word/2016/wordml/cid" xmlns:w16="http://schemas.microsoft.com/office/word/2018/wordml" xmlns:w16du="http://schemas.microsoft.com/office/word/2023/wordml/word16du" xmlns:w16sdtdh="http://schemas.microsoft.com/office/word/2020/wordml/sdtdatahash" xmlns:w16se="http://schemas.microsoft.com/office/word/2015/wordml/symex" xmlns:wpg="http://schemas.microsoft.com/office/word/2010/wordprocessingGroup" xmlns:wpi="http://schemas.microsoft.com/office/word/2010/wordprocessingInk" xmlns:wne="http://schemas.microsoft.com/office/word/2006/wordml" xmlns:wps="http://schemas.microsoft.com/office/word/2010/wordprocessingShape" mc:Ignorable="w14 w15 w16se w16cid w16 w16cex w16sdtdh w16du wp14">
+<w:hdr xmlns:wpc="http://schemas.microsoft.com/office/word/2010/wordprocessingCanvas" xmlns:cx="http://schemas.microsoft.com/office/drawing/2014/chartex" xmlns:cx1="http://schemas.microsoft.com/office/drawing/2015/9/8/chartex" xmlns:cx2="http://schemas.microsoft.com/office/drawing/2015/10/21/chartex" xmlns:cx3="http://schemas.microsoft.com/office/drawing/2016/5/9/chartex" xmlns:cx4="http://schemas.microsoft.com/office/drawing/2016/5/10/chartex" xmlns:cx5="http://schemas.microsoft.com/office/drawing/2016/5/11/chartex" xmlns:cx6="http://schemas.microsoft.com/office/drawing/2016/5/12/chartex" xmlns:cx7="http://schemas.microsoft.com/office/drawing/2016/5/13/chartex" xmlns:cx8="http://schemas.microsoft.com/office/drawing/2016/5/14/chartex" xmlns:mc="http://schemas.openxmlformats.org/markup-compatibility/2006" xmlns:aink="http://schemas.microsoft.com/office/drawing/2016/ink" xmlns:am3d="http://schemas.microsoft.com/office/drawing/2017/model3d" xmlns:o="urn:schemas-microsoft-com:office:office" xmlns:oel="http://schemas.microsoft.com/office/2019/extlst" xmlns:r="http://schemas.openxmlformats.org/officeDocument/2006/relationships" xmlns:m="http://schemas.openxmlformats.org/officeDocument/2006/math" xmlns:v="urn:schemas-microsoft-com:vml" xmlns:wp14="http://schemas.microsoft.com/office/word/2010/wordprocessingDrawing" xmlns:wp="http://schemas.openxmlformats.org/drawingml/2006/wordprocessingDrawing" xmlns:w10="urn:schemas-microsoft-com:office:word" xmlns:w="http://schemas.openxmlformats.org/wordprocessingml/2006/main" xmlns:w14="http://schemas.microsoft.com/office/word/2010/wordml" xmlns:w15="http://schemas.microsoft.com/office/word/2012/wordml" xmlns:w16cex="http://schemas.microsoft.com/office/word/2018/wordml/cex" xmlns:w16cid="http://schemas.microsoft.com/office/word/2016/wordml/cid" xmlns:w16="http://schemas.microsoft.com/office/word/2018/wordml" xmlns:w16du="http://schemas.microsoft.com/office/word/2023/wordml/word16du" xmlns:w16sdtdh="http://schemas.microsoft.com/office/word/2020/wordml/sdtdatahash" xmlns:w16sdtfl="http://schemas.microsoft.com/office/word/2024/wordml/sdtformatlock" xmlns:w16se="http://schemas.microsoft.com/office/word/2015/wordml/symex" xmlns:wpg="http://schemas.microsoft.com/office/word/2010/wordprocessingGroup" xmlns:wpi="http://schemas.microsoft.com/office/word/2010/wordprocessingInk" xmlns:wne="http://schemas.microsoft.com/office/word/2006/wordml" xmlns:wps="http://schemas.microsoft.com/office/word/2010/wordprocessingShape" mc:Ignorable="w14 w15 w16se w16cid w16 w16cex w16sdtdh w16sdtfl w16du wp14">
   <w:p>
     <w:pPr>
       <w:pStyle w:val="Title"/>
@@ -2555,7 +2990,7 @@
 </file>
 
 <file path=word/numbering.xml><?xml version="1.0" encoding="utf-8"?>
-<w:numbering xmlns:wpc="http://schemas.microsoft.com/office/word/2010/wordprocessingCanvas" xmlns:cx="http://schemas.microsoft.com/office/drawing/2014/chartex" xmlns:cx1="http://schemas.microsoft.com/office/drawing/2015/9/8/chartex" xmlns:cx2="http://schemas.microsoft.com/office/drawing/2015/10/21/chartex" xmlns:cx3="http://schemas.microsoft.com/office/drawing/2016/5/9/chartex" xmlns:cx4="http://schemas.microsoft.com/office/drawing/2016/5/10/chartex" xmlns:cx5="http://schemas.microsoft.com/office/drawing/2016/5/11/chartex" xmlns:cx6="http://schemas.microsoft.com/office/drawing/2016/5/12/chartex" xmlns:cx7="http://schemas.microsoft.com/office/drawing/2016/5/13/chartex" xmlns:cx8="http://schemas.microsoft.com/office/drawing/2016/5/14/chartex" xmlns:mc="http://schemas.openxmlformats.org/markup-compatibility/2006" xmlns:aink="http://schemas.microsoft.com/office/drawing/2016/ink" xmlns:am3d="http://schemas.microsoft.com/office/drawing/2017/model3d" xmlns:o="urn:schemas-microsoft-com:office:office" xmlns:oel="http://schemas.microsoft.com/office/2019/extlst" xmlns:r="http://schemas.openxmlformats.org/officeDocument/2006/relationships" xmlns:m="http://schemas.openxmlformats.org/officeDocument/2006/math" xmlns:v="urn:schemas-microsoft-com:vml" xmlns:wp14="http://schemas.microsoft.com/office/word/2010/wordprocessingDrawing" xmlns:wp="http://schemas.openxmlformats.org/drawingml/2006/wordprocessingDrawing" xmlns:w10="urn:schemas-microsoft-com:office:word" xmlns:w="http://schemas.openxmlformats.org/wordprocessingml/2006/main" xmlns:w14="http://schemas.microsoft.com/office/word/2010/wordml" xmlns:w15="http://schemas.microsoft.com/office/word/2012/wordml" xmlns:w16cex="http://schemas.microsoft.com/office/word/2018/wordml/cex" xmlns:w16cid="http://schemas.microsoft.com/office/word/2016/wordml/cid" xmlns:w16="http://schemas.microsoft.com/office/word/2018/wordml" xmlns:w16du="http://schemas.microsoft.com/office/word/2023/wordml/word16du" xmlns:w16sdtdh="http://schemas.microsoft.com/office/word/2020/wordml/sdtdatahash" xmlns:w16se="http://schemas.microsoft.com/office/word/2015/wordml/symex" xmlns:wpg="http://schemas.microsoft.com/office/word/2010/wordprocessingGroup" xmlns:wpi="http://schemas.microsoft.com/office/word/2010/wordprocessingInk" xmlns:wne="http://schemas.microsoft.com/office/word/2006/wordml" xmlns:wps="http://schemas.microsoft.com/office/word/2010/wordprocessingShape" mc:Ignorable="w14 w15 w16se w16cid w16 w16cex w16sdtdh w16du wp14">
+<w:numbering xmlns:wpc="http://schemas.microsoft.com/office/word/2010/wordprocessingCanvas" xmlns:cx="http://schemas.microsoft.com/office/drawing/2014/chartex" xmlns:cx1="http://schemas.microsoft.com/office/drawing/2015/9/8/chartex" xmlns:cx2="http://schemas.microsoft.com/office/drawing/2015/10/21/chartex" xmlns:cx3="http://schemas.microsoft.com/office/drawing/2016/5/9/chartex" xmlns:cx4="http://schemas.microsoft.com/office/drawing/2016/5/10/chartex" xmlns:cx5="http://schemas.microsoft.com/office/drawing/2016/5/11/chartex" xmlns:cx6="http://schemas.microsoft.com/office/drawing/2016/5/12/chartex" xmlns:cx7="http://schemas.microsoft.com/office/drawing/2016/5/13/chartex" xmlns:cx8="http://schemas.microsoft.com/office/drawing/2016/5/14/chartex" xmlns:mc="http://schemas.openxmlformats.org/markup-compatibility/2006" xmlns:aink="http://schemas.microsoft.com/office/drawing/2016/ink" xmlns:am3d="http://schemas.microsoft.com/office/drawing/2017/model3d" xmlns:o="urn:schemas-microsoft-com:office:office" xmlns:oel="http://schemas.microsoft.com/office/2019/extlst" xmlns:r="http://schemas.openxmlformats.org/officeDocument/2006/relationships" xmlns:m="http://schemas.openxmlformats.org/officeDocument/2006/math" xmlns:v="urn:schemas-microsoft-com:vml" xmlns:wp14="http://schemas.microsoft.com/office/word/2010/wordprocessingDrawing" xmlns:wp="http://schemas.openxmlformats.org/drawingml/2006/wordprocessingDrawing" xmlns:w10="urn:schemas-microsoft-com:office:word" xmlns:w="http://schemas.openxmlformats.org/wordprocessingml/2006/main" xmlns:w14="http://schemas.microsoft.com/office/word/2010/wordml" xmlns:w15="http://schemas.microsoft.com/office/word/2012/wordml" xmlns:w16cex="http://schemas.microsoft.com/office/word/2018/wordml/cex" xmlns:w16cid="http://schemas.microsoft.com/office/word/2016/wordml/cid" xmlns:w16="http://schemas.microsoft.com/office/word/2018/wordml" xmlns:w16du="http://schemas.microsoft.com/office/word/2023/wordml/word16du" xmlns:w16sdtdh="http://schemas.microsoft.com/office/word/2020/wordml/sdtdatahash" xmlns:w16sdtfl="http://schemas.microsoft.com/office/word/2024/wordml/sdtformatlock" xmlns:w16se="http://schemas.microsoft.com/office/word/2015/wordml/symex" xmlns:wpg="http://schemas.microsoft.com/office/word/2010/wordprocessingGroup" xmlns:wpi="http://schemas.microsoft.com/office/word/2010/wordprocessingInk" xmlns:wne="http://schemas.microsoft.com/office/word/2006/wordml" xmlns:wps="http://schemas.microsoft.com/office/word/2010/wordprocessingShape" mc:Ignorable="w14 w15 w16se w16cid w16 w16cex w16sdtdh w16sdtfl w16du wp14">
   <w:abstractNum w:abstractNumId="0" w15:restartNumberingAfterBreak="0">
     <w:nsid w:val="00032C7B"/>
     <w:multiLevelType w:val="hybridMultilevel"/>
@@ -3140,7 +3575,7 @@
 </file>
 
 <file path=word/styles.xml><?xml version="1.0" encoding="utf-8"?>
-<w:styles xmlns:mc="http://schemas.openxmlformats.org/markup-compatibility/2006" xmlns:r="http://schemas.openxmlformats.org/officeDocument/2006/relationships" xmlns:w="http://schemas.openxmlformats.org/wordprocessingml/2006/main" xmlns:w14="http://schemas.microsoft.com/office/word/2010/wordml" xmlns:w15="http://schemas.microsoft.com/office/word/2012/wordml" xmlns:w16cex="http://schemas.microsoft.com/office/word/2018/wordml/cex" xmlns:w16cid="http://schemas.microsoft.com/office/word/2016/wordml/cid" xmlns:w16="http://schemas.microsoft.com/office/word/2018/wordml" xmlns:w16du="http://schemas.microsoft.com/office/word/2023/wordml/word16du" xmlns:w16sdtdh="http://schemas.microsoft.com/office/word/2020/wordml/sdtdatahash" xmlns:w16se="http://schemas.microsoft.com/office/word/2015/wordml/symex" mc:Ignorable="w14 w15 w16se w16cid w16 w16cex w16sdtdh w16du">
+<w:styles xmlns:mc="http://schemas.openxmlformats.org/markup-compatibility/2006" xmlns:r="http://schemas.openxmlformats.org/officeDocument/2006/relationships" xmlns:w="http://schemas.openxmlformats.org/wordprocessingml/2006/main" xmlns:w14="http://schemas.microsoft.com/office/word/2010/wordml" xmlns:w15="http://schemas.microsoft.com/office/word/2012/wordml" xmlns:w16cex="http://schemas.microsoft.com/office/word/2018/wordml/cex" xmlns:w16cid="http://schemas.microsoft.com/office/word/2016/wordml/cid" xmlns:w16="http://schemas.microsoft.com/office/word/2018/wordml" xmlns:w16du="http://schemas.microsoft.com/office/word/2023/wordml/word16du" xmlns:w16sdtdh="http://schemas.microsoft.com/office/word/2020/wordml/sdtdatahash" xmlns:w16sdtfl="http://schemas.microsoft.com/office/word/2024/wordml/sdtformatlock" xmlns:w16se="http://schemas.microsoft.com/office/word/2015/wordml/symex" mc:Ignorable="w14 w15 w16se w16cid w16 w16cex w16sdtdh w16sdtfl w16du">
   <w:docDefaults>
     <w:rPrDefault>
       <w:rPr>
